--- a/scrutiny/test-data/ward/replies/EIU-2025-0121.docx
+++ b/scrutiny/test-data/ward/replies/EIU-2025-0121.docx
@@ -41,7 +41,7 @@
     </w:p>
     <w:p>
       <w:r>
-        <w:t xml:space="preserve">SYN-PUNE-01 (synthetic ward), Pune</w:t>
+        <w:t xml:space="preserve">PUNE-WARD-01 (synthetic ward), Pune</w:t>
       </w:r>
     </w:p>
     <w:p/>
